--- a/Xceed.Words.NET.Examples/Samples/HeaderFooter/Output/HeadersFooters.docx
+++ b/Xceed.Words.NET.Examples/Samples/HeaderFooter/Output/HeadersFooters.docx
@@ -9,7 +9,7 @@
       </w:pPr>
       <w:r>
         <w:rPr>
-          <w:lang w:val="en-US"/>
+          <w:lang w:val="en-CA"/>
           <w:sz w:val="30"/>
           <w:szCs w:val="30"/>
         </w:rPr>
@@ -22,7 +22,7 @@
       </w:pPr>
       <w:r>
         <w:rPr>
-          <w:lang w:val="en-US"/>
+          <w:lang w:val="en-CA"/>
         </w:rPr>
         <w:t xml:space="preserve">This is the </w:t>
       </w:r>
@@ -45,7 +45,7 @@
       <w:pPr/>
       <w:r>
         <w:rPr>
-          <w:lang w:val="en-US"/>
+          <w:lang w:val="en-CA"/>
         </w:rPr>
         <w:t xml:space="preserve">This is the </w:t>
       </w:r>
@@ -68,7 +68,7 @@
       <w:pPr/>
       <w:r>
         <w:rPr>
-          <w:lang w:val="en-US"/>
+          <w:lang w:val="en-CA"/>
         </w:rPr>
         <w:t xml:space="preserve">This is the </w:t>
       </w:r>
@@ -91,7 +91,7 @@
       <w:pPr/>
       <w:r>
         <w:rPr>
-          <w:lang w:val="en-US"/>
+          <w:lang w:val="en-CA"/>
         </w:rPr>
         <w:t xml:space="preserve">This is the </w:t>
       </w:r>
@@ -110,12 +110,12 @@
       <w:pgMar w:top="1440" w:right="1440" w:bottom="1440" w:left="1440" w:header="708" w:footer="708" w:gutter="0"/>
       <w:cols w:space="708"/>
       <w:docGrid w:linePitch="360"/>
-      <w:headerReference w:type="even" r:id="R0752d3ad45f34f49"/>
-      <w:headerReference w:type="first" r:id="R8a86658cfc1b42c7"/>
-      <w:headerReference w:type="default" r:id="R44532ec693954e2b"/>
-      <w:footerReference w:type="even" r:id="Rbd34509f08494a9d"/>
-      <w:footerReference w:type="first" r:id="R1c226372f1c84911"/>
-      <w:footerReference w:type="default" r:id="R7a1dc399ad954853"/>
+      <w:headerReference w:type="even" r:id="R695fb0553fac4c6b"/>
+      <w:headerReference w:type="first" r:id="Rf7011a7aff0e4903"/>
+      <w:headerReference w:type="default" r:id="R99f3ca4a61204ca3"/>
+      <w:footerReference w:type="even" r:id="Rb2413f4b656b4ef6"/>
+      <w:footerReference w:type="first" r:id="R1234d51e86684010"/>
+      <w:footerReference w:type="default" r:id="R1aa256bb70f94cf2"/>
       <w:titlePg/>
     </w:sectPr>
   </w:body>
@@ -133,7 +133,7 @@
     <w:pPr/>
     <w:r>
       <w:rPr>
-        <w:lang w:val="en-US"/>
+        <w:lang w:val="en-CA"/>
       </w:rPr>
       <w:t xml:space="preserve">This is an </w:t>
     </w:r>
@@ -151,14 +151,14 @@
     <w:pPr/>
     <w:r>
       <w:rPr>
-        <w:lang w:val="en-US"/>
+        <w:lang w:val="en-CA"/>
       </w:rPr>
       <w:t xml:space="preserve">Page </w:t>
     </w:r>
     <w:fldSimple w:instr=" PAGE \* MERGEFORMAT ">
       <w:r xmlns:w="http://schemas.openxmlformats.org/wordprocessingml/2006/main">
         <w:rPr xmlns:w="http://schemas.openxmlformats.org/wordprocessingml/2006/main">
-          <w:lang w:val="en-US"/>
+          <w:lang w:val="en-CA"/>
         </w:rPr>
         <w:t>1</w:t>
       </w:r>
@@ -169,7 +169,7 @@
     <w:fldSimple w:instr=" NUMPAGES   \* MERGEFORMAT ">
       <w:r xmlns:w="http://schemas.openxmlformats.org/wordprocessingml/2006/main">
         <w:rPr xmlns:w="http://schemas.openxmlformats.org/wordprocessingml/2006/main">
-          <w:lang w:val="en-US"/>
+          <w:lang w:val="en-CA"/>
         </w:rPr>
         <w:t>1</w:t>
       </w:r>
@@ -189,7 +189,7 @@
     <w:pPr/>
     <w:r>
       <w:rPr>
-        <w:lang w:val="en-US"/>
+        <w:lang w:val="en-CA"/>
       </w:rPr>
       <w:t xml:space="preserve">This is the </w:t>
     </w:r>
@@ -207,14 +207,14 @@
     <w:pPr/>
     <w:r>
       <w:rPr>
-        <w:lang w:val="en-US"/>
+        <w:lang w:val="en-CA"/>
       </w:rPr>
       <w:t xml:space="preserve">Page </w:t>
     </w:r>
     <w:fldSimple w:instr=" PAGE \* MERGEFORMAT ">
       <w:r xmlns:w="http://schemas.openxmlformats.org/wordprocessingml/2006/main">
         <w:rPr xmlns:w="http://schemas.openxmlformats.org/wordprocessingml/2006/main">
-          <w:lang w:val="en-US"/>
+          <w:lang w:val="en-CA"/>
         </w:rPr>
         <w:t>1</w:t>
       </w:r>
@@ -225,7 +225,7 @@
     <w:fldSimple w:instr=" NUMPAGES   \* MERGEFORMAT ">
       <w:r xmlns:w="http://schemas.openxmlformats.org/wordprocessingml/2006/main">
         <w:rPr xmlns:w="http://schemas.openxmlformats.org/wordprocessingml/2006/main">
-          <w:lang w:val="en-US"/>
+          <w:lang w:val="en-CA"/>
         </w:rPr>
         <w:t>1</w:t>
       </w:r>
@@ -245,7 +245,7 @@
     <w:pPr/>
     <w:r>
       <w:rPr>
-        <w:lang w:val="en-US"/>
+        <w:lang w:val="en-CA"/>
       </w:rPr>
       <w:t xml:space="preserve">This is an </w:t>
     </w:r>
@@ -263,14 +263,14 @@
     <w:pPr/>
     <w:r>
       <w:rPr>
-        <w:lang w:val="en-US"/>
+        <w:lang w:val="en-CA"/>
       </w:rPr>
       <w:t xml:space="preserve">Page </w:t>
     </w:r>
     <w:fldSimple w:instr=" PAGE \* MERGEFORMAT ">
       <w:r xmlns:w="http://schemas.openxmlformats.org/wordprocessingml/2006/main">
         <w:rPr xmlns:w="http://schemas.openxmlformats.org/wordprocessingml/2006/main">
-          <w:lang w:val="en-US"/>
+          <w:lang w:val="en-CA"/>
         </w:rPr>
         <w:t>1</w:t>
       </w:r>
@@ -281,7 +281,7 @@
     <w:fldSimple w:instr=" NUMPAGES   \* MERGEFORMAT ">
       <w:r xmlns:w="http://schemas.openxmlformats.org/wordprocessingml/2006/main">
         <w:rPr xmlns:w="http://schemas.openxmlformats.org/wordprocessingml/2006/main">
-          <w:lang w:val="en-US"/>
+          <w:lang w:val="en-CA"/>
         </w:rPr>
         <w:t>1</w:t>
       </w:r>
@@ -301,7 +301,7 @@
     <w:pPr/>
     <w:r>
       <w:rPr>
-        <w:lang w:val="en-US"/>
+        <w:lang w:val="en-CA"/>
       </w:rPr>
       <w:t xml:space="preserve">This is an </w:t>
     </w:r>
@@ -329,7 +329,7 @@
     <w:pPr/>
     <w:r>
       <w:rPr>
-        <w:lang w:val="en-US"/>
+        <w:lang w:val="en-CA"/>
       </w:rPr>
       <w:t xml:space="preserve">This is the </w:t>
     </w:r>
@@ -357,7 +357,7 @@
     <w:pPr/>
     <w:r>
       <w:rPr>
-        <w:lang w:val="en-US"/>
+        <w:lang w:val="en-CA"/>
       </w:rPr>
       <w:t xml:space="preserve">This is an </w:t>
     </w:r>
@@ -386,7 +386,7 @@
         <w:rFonts w:asciiTheme="minorHAnsi" w:eastAsiaTheme="minorHAnsi" w:hAnsiTheme="minorHAnsi" w:cstheme="minorBidi"/>
         <w:sz w:val="22"/>
         <w:szCs w:val="22"/>
-        <w:lang w:val="en-US" w:eastAsia="en-US" w:bidi="ar-SA"/>
+        <w:lang w:val="en-CA" w:eastAsia="en-US" w:bidi="ar-SA"/>
       </w:rPr>
     </w:rPrDefault>
     <w:pPrDefault/>
